--- a/klagomål/A 7362-2025 FSC-klagomål.docx
+++ b/klagomål/A 7362-2025 FSC-klagomål.docx
@@ -943,7 +943,7 @@
     <w:r>
       <w:tab/>
       <w:tab/>
-      <w:t>2025-08-25</w:t>
+      <w:t>2025-08-26</w:t>
       <w:br/>
       <w:br/>
     </w:r>

--- a/klagomål/A 7362-2025 FSC-klagomål.docx
+++ b/klagomål/A 7362-2025 FSC-klagomål.docx
@@ -943,7 +943,7 @@
     <w:r>
       <w:tab/>
       <w:tab/>
-      <w:t>2025-08-26</w:t>
+      <w:t>2025-08-30</w:t>
       <w:br/>
       <w:br/>
     </w:r>

--- a/klagomål/A 7362-2025 FSC-klagomål.docx
+++ b/klagomål/A 7362-2025 FSC-klagomål.docx
@@ -943,7 +943,7 @@
     <w:r>
       <w:tab/>
       <w:tab/>
-      <w:t>2025-08-30</w:t>
+      <w:t>2025-08-31</w:t>
       <w:br/>
       <w:br/>
     </w:r>

--- a/klagomål/A 7362-2025 FSC-klagomål.docx
+++ b/klagomål/A 7362-2025 FSC-klagomål.docx
@@ -943,7 +943,7 @@
     <w:r>
       <w:tab/>
       <w:tab/>
-      <w:t>2025-08-31</w:t>
+      <w:t>2025-09-01</w:t>
       <w:br/>
       <w:br/>
     </w:r>

--- a/klagomål/A 7362-2025 FSC-klagomål.docx
+++ b/klagomål/A 7362-2025 FSC-klagomål.docx
@@ -943,7 +943,7 @@
     <w:r>
       <w:tab/>
       <w:tab/>
-      <w:t>2025-09-01</w:t>
+      <w:t>2025-09-04</w:t>
       <w:br/>
       <w:br/>
     </w:r>

--- a/klagomål/A 7362-2025 FSC-klagomål.docx
+++ b/klagomål/A 7362-2025 FSC-klagomål.docx
@@ -943,7 +943,7 @@
     <w:r>
       <w:tab/>
       <w:tab/>
-      <w:t>2025-09-04</w:t>
+      <w:t>2025-09-05</w:t>
       <w:br/>
       <w:br/>
     </w:r>

--- a/klagomål/A 7362-2025 FSC-klagomål.docx
+++ b/klagomål/A 7362-2025 FSC-klagomål.docx
@@ -943,7 +943,7 @@
     <w:r>
       <w:tab/>
       <w:tab/>
-      <w:t>2025-09-05</w:t>
+      <w:t>2025-09-07</w:t>
       <w:br/>
       <w:br/>
     </w:r>

--- a/klagomål/A 7362-2025 FSC-klagomål.docx
+++ b/klagomål/A 7362-2025 FSC-klagomål.docx
@@ -943,7 +943,7 @@
     <w:r>
       <w:tab/>
       <w:tab/>
-      <w:t>2025-09-07</w:t>
+      <w:t>2025-09-08</w:t>
       <w:br/>
       <w:br/>
     </w:r>

--- a/klagomål/A 7362-2025 FSC-klagomål.docx
+++ b/klagomål/A 7362-2025 FSC-klagomål.docx
@@ -191,7 +191,7 @@
     </w:p>
     <w:p>
       <w:r>
-        <w:t>I avverkningsanmälan har följande 1 naturvårdsarter hittats: knärot (VU, §8). Av dessa är 1 rödlistade. För rödlistade arter har rödlistekategorin angivits inom parentes. För fridlysta arter anges även paragrafen i Artskyddsförordningen som arten är fridlyst enligt.</w:t>
+        <w:t>I avverkningsanmälan har följande 3 naturvårdsarter hittats: knärot (VU, §8), orange taggsvamp (NT) och gröngöling (§4). Av dessa är 2 rödlistade. För rödlistade arter har rödlistekategorin angivits inom parentes. För fridlysta arter anges även paragrafen i Artskyddsförordningen som arten är fridlyst enligt.</w:t>
       </w:r>
     </w:p>
     <w:p>
@@ -206,7 +206,7 @@
       <w:r>
         <w:drawing>
           <wp:inline xmlns:a="http://schemas.openxmlformats.org/drawingml/2006/main" xmlns:pic="http://schemas.openxmlformats.org/drawingml/2006/picture">
-            <wp:extent cx="5486400" cy="5462509"/>
+            <wp:extent cx="5486400" cy="5350995"/>
             <wp:docPr id="1" name="Picture 1"/>
             <wp:cNvGraphicFramePr>
               <a:graphicFrameLocks noChangeAspect="1"/>
@@ -227,7 +227,7 @@
                   <pic:spPr>
                     <a:xfrm>
                       <a:off x="0" y="0"/>
-                      <a:ext cx="5486400" cy="5462509"/>
+                      <a:ext cx="5486400" cy="5350995"/>
                     </a:xfrm>
                     <a:prstGeom prst="rect"/>
                   </pic:spPr>
@@ -247,6 +247,17 @@
       </w:r>
     </w:p>
     <w:p>
+      <w:r>
+        <w:rPr>
+          <w:b/>
+        </w:rPr>
+        <w:t xml:space="preserve">Orange taggsvamp (NT) </w:t>
+      </w:r>
+      <w:r>
+        <w:t>bildar mykorrhiza med både gran och tall och den förekommer främst i äldre barrskogar med kontinuitetsskogskaraktär. Mest frekvent är den i äldre mossrik granskog, men då bara i skogar inom granens naturliga utbredningsområde och i bestånd med långvarig grankontinuitet. Den totala populationen i landet bedöms ha minskat kraftigt och fortsatt kommer att minska då arten är knuten till en produktiv skogsmiljö som successivt avverkas. Arten hotas främst av skogsavverkning och tycks försvinna efter slutavverkning, markberedning och plantering och det är inte känt att arten har återkommit i anlagd skog på tidigare kalmark (SLU Artdatabanken, 2024).</w:t>
+      </w:r>
+    </w:p>
+    <w:p>
       <w:pPr>
         <w:pStyle w:val="Heading1"/>
       </w:pPr>
@@ -256,7 +267,21 @@
     </w:p>
     <w:p>
       <w:r>
-        <w:t>Följande fridlysta arter har sina livsmiljöer och växtplatser i den avverkningsanmälda skogen: knärot (VU, §8).</w:t>
+        <w:t>Följande fridlysta arter har sina livsmiljöer och växtplatser i den avverkningsanmälda skogen: knärot (VU, §8) och gröngöling (§4).</w:t>
+      </w:r>
+    </w:p>
+    <w:p>
+      <w:r>
+        <w:t xml:space="preserve">Observera att medlemsländerna är skyldiga att agera i enlighet med EU:s fågeldirektiv där det uttryckligen står att direktivet gäller för fåglar samt för deras ägg, bon och </w:t>
+      </w:r>
+      <w:r>
+        <w:rPr>
+          <w:b/>
+        </w:rPr>
+        <w:t xml:space="preserve">livsmiljöer </w:t>
+      </w:r>
+      <w:r>
+        <w:t>(artikel 1). Vidare att de åtgärder som vidtas inte får leda till en försämring av den nuvarande situationen beträffande bevarandet av de fågelarter som avses i artikel 1 (artikel 13). Fågeldirektivet är styrande för tillsynsansvariga myndigheters ärendehantering, ställningstaganden och beslutsfattande.</w:t>
       </w:r>
     </w:p>
     <w:p>
@@ -384,6 +409,22 @@
       <w:r>
         <w:t>I den avverkningsanmälda skogen har fridlysta arter sina livsmiljöer och växtplatser. Att skada de fridlysta arternas livsmiljöer, växtplatser eller ekologiska funktion är inte tillåtet enligt artskyddsförordningen.</w:t>
       </w:r>
+      <w:r>
+        <w:rPr>
+          <w:i/>
+        </w:rPr>
+        <w:t xml:space="preserve"> EU:s medlemsländer och skogsbolag är skyldiga att agera i enlighet med EU:s fågeldirektiv där det uttryckligen står att direktivet gäller för fåglar samt för deras ägg, bon och </w:t>
+      </w:r>
+      <w:r>
+        <w:rPr>
+          <w:b/>
+          <w:i/>
+        </w:rPr>
+        <w:t xml:space="preserve">livsmiljöer </w:t>
+      </w:r>
+      <w:r>
+        <w:t>(artikel 1). Vidare att de åtgärder som vidtas inte får leda till en försämring av den nuvarande situationen beträffande bevarandet av de fågelarter som avses i artikel 1 (artikel 13).</w:t>
+      </w:r>
     </w:p>
     <w:p>
       <w:r>
@@ -422,7 +463,7 @@
         <w:rPr>
           <w:i/>
         </w:rPr>
-        <w:t>I det avverkningsanmälda skogsområdet har 1 naturvårdsarter varav 1 rödlistade arter sina livsmiljöer och växtplatser.</w:t>
+        <w:t>I det avverkningsanmälda skogsområdet har 3 naturvårdsarter varav 2 rödlistade arter sina livsmiljöer och växtplatser.</w:t>
       </w:r>
     </w:p>
     <w:p>
@@ -943,7 +984,7 @@
     <w:r>
       <w:tab/>
       <w:tab/>
-      <w:t>2025-09-08</w:t>
+      <w:t>2025-09-10</w:t>
       <w:br/>
       <w:br/>
     </w:r>

--- a/klagomål/A 7362-2025 FSC-klagomål.docx
+++ b/klagomål/A 7362-2025 FSC-klagomål.docx
@@ -984,7 +984,7 @@
     <w:r>
       <w:tab/>
       <w:tab/>
-      <w:t>2025-09-10</w:t>
+      <w:t>2025-09-11</w:t>
       <w:br/>
       <w:br/>
     </w:r>

--- a/klagomål/A 7362-2025 FSC-klagomål.docx
+++ b/klagomål/A 7362-2025 FSC-klagomål.docx
@@ -984,7 +984,7 @@
     <w:r>
       <w:tab/>
       <w:tab/>
-      <w:t>2025-09-11</w:t>
+      <w:t>2025-09-12</w:t>
       <w:br/>
       <w:br/>
     </w:r>

--- a/klagomål/A 7362-2025 FSC-klagomål.docx
+++ b/klagomål/A 7362-2025 FSC-klagomål.docx
@@ -984,7 +984,7 @@
     <w:r>
       <w:tab/>
       <w:tab/>
-      <w:t>2025-09-12</w:t>
+      <w:t>2025-09-13</w:t>
       <w:br/>
       <w:br/>
     </w:r>

--- a/klagomål/A 7362-2025 FSC-klagomål.docx
+++ b/klagomål/A 7362-2025 FSC-klagomål.docx
@@ -984,7 +984,7 @@
     <w:r>
       <w:tab/>
       <w:tab/>
-      <w:t>2025-09-13</w:t>
+      <w:t>2025-09-14</w:t>
       <w:br/>
       <w:br/>
     </w:r>

--- a/klagomål/A 7362-2025 FSC-klagomål.docx
+++ b/klagomål/A 7362-2025 FSC-klagomål.docx
@@ -292,7 +292,25 @@
         <w:t>Knärot (VU, §8)</w:t>
       </w:r>
       <w:r>
-        <w:t xml:space="preserve"> är rödlistad som sårbar och fridlyst enligt 8§ artskyddsförordningen. En nyligen genomförd analys av 79 floraväktarlokaler indikerar att det behövs någonstans mellan 100 och 150 meters skyddszon för att en knärotspopulation inte ska dö ut på lång sikt (Sebestyén &amp; Sundberg, 2025). Detta ligger väl i linje med tidigare genomförda studier som visar att det krävs väl tilltagna buffertzoner för att knäroten inte ska ta skada av skogsbruksåtgärder i intilliggande skog (Johnson, 2014; Koelmeijer m.fl., 2022; Skogsstyrelsen, 2022). Arten är även känslig för gallring vilket framgår av Skogsstyrelsens egen vägledning för hänsyn till knärot (Skogsstyrelsen, 2022). För rika förekomster av knärot är reservatsbildning eller biotopskydd lämpliga åtgärder för att skydda den (SLU Artdatabanken, 2024).</w:t>
+        <w:t xml:space="preserve"> är rödlistad som sårbar och fridlyst enligt 8§ artskyddsförordningen. En nyligen genomförd analys av 79 floraväktarlokaler indikerar att det behövs någonstans mellan 100 och 150 meters skyddszon för att en knärotspopulation inte ska dö ut på lång sikt (Sebestyén &amp; Sundberg, 2025). Detta ligger väl i linje med tidigare genomförda studier som visar att det krävs väl tilltagna buffertzoner för att knäroten inte ska ta skada av skogsbruksåtgärder i intilliggande skog (Johnson, 2014; Koelmeijer m.fl., 2022; Skogsstyrelsen, 2022). Arten är även känslig för gallring vilket framgår av Skogsstyrelsens egen vägledning för hänsyn till knärot (Skogsstyrelsen, 2022). För rika förekomster av knärot är reservatsbildning eller biotopskydd lämpliga åtgärder för att skydda den. På knärot kan den sällsynta rostsvampen </w:t>
+      </w:r>
+      <w:r>
+        <w:rPr>
+          <w:i/>
+        </w:rPr>
+        <w:t>Pucciniastrum goodyerae</w:t>
+      </w:r>
+      <w:r>
+        <w:t xml:space="preserve"> påträffas. </w:t>
+      </w:r>
+      <w:r>
+        <w:rPr>
+          <w:i/>
+        </w:rPr>
+        <w:t>Pucciniastrum goodyerae</w:t>
+      </w:r>
+      <w:r>
+        <w:t xml:space="preserve"> är klassad som NE (ej bedömd) i rödlistan(SLU Artdatabanken, 2024).</w:t>
       </w:r>
     </w:p>
     <w:p>
@@ -984,7 +1002,7 @@
     <w:r>
       <w:tab/>
       <w:tab/>
-      <w:t>2025-09-14</w:t>
+      <w:t>2025-09-15</w:t>
       <w:br/>
       <w:br/>
     </w:r>

--- a/klagomål/A 7362-2025 FSC-klagomål.docx
+++ b/klagomål/A 7362-2025 FSC-klagomål.docx
@@ -1002,7 +1002,7 @@
     <w:r>
       <w:tab/>
       <w:tab/>
-      <w:t>2025-09-15</w:t>
+      <w:t>2025-09-16</w:t>
       <w:br/>
       <w:br/>
     </w:r>

--- a/klagomål/A 7362-2025 FSC-klagomål.docx
+++ b/klagomål/A 7362-2025 FSC-klagomål.docx
@@ -1002,7 +1002,7 @@
     <w:r>
       <w:tab/>
       <w:tab/>
-      <w:t>2025-09-16</w:t>
+      <w:t>2025-09-17</w:t>
       <w:br/>
       <w:br/>
     </w:r>

--- a/klagomål/A 7362-2025 FSC-klagomål.docx
+++ b/klagomål/A 7362-2025 FSC-klagomål.docx
@@ -1002,7 +1002,7 @@
     <w:r>
       <w:tab/>
       <w:tab/>
-      <w:t>2025-09-17</w:t>
+      <w:t>2025-09-18</w:t>
       <w:br/>
       <w:br/>
     </w:r>

--- a/klagomål/A 7362-2025 FSC-klagomål.docx
+++ b/klagomål/A 7362-2025 FSC-klagomål.docx
@@ -191,7 +191,7 @@
     </w:p>
     <w:p>
       <w:r>
-        <w:t>I avverkningsanmälan har följande 3 naturvårdsarter hittats: knärot (VU, §8), orange taggsvamp (NT) och gröngöling (§4). Av dessa är 2 rödlistade. För rödlistade arter har rödlistekategorin angivits inom parentes. För fridlysta arter anges även paragrafen i Artskyddsförordningen som arten är fridlyst enligt.</w:t>
+        <w:t>I avverkningsanmälan har följande 6 naturvårdsarter hittats: gräddticka (VU), knärot (VU, §8), gropticka (NT), orange taggsvamp (NT), vedticka (S) och gröngöling (§4). Av dessa är 4 rödlistade. För rödlistade arter har rödlistekategorin angivits inom parentes. Arter som är signalarter enligt Skogsstyrelsen har markerats med (S). För fridlysta arter anges även paragrafen i Artskyddsförordningen som arten är fridlyst enligt.</w:t>
       </w:r>
     </w:p>
     <w:p>
@@ -251,6 +251,28 @@
         <w:rPr>
           <w:b/>
         </w:rPr>
+        <w:t>Gropticka (NT)</w:t>
+      </w:r>
+      <w:r>
+        <w:t xml:space="preserve"> är en bra signalart som visar på skyddsvärda barrskogar i södra halvan av landet och kan betraktas som en sydlig ”urskogsindikator” eller gammelskogsindikator. Skogsbestånd där gropticka återfinns bör lämnas till fri utveckling. För att bibehålla arten i landet på sikt krävs att fler områden med gammal barrskog skyddas i Götaland och Svealand (SLU Artdatabanken, 2024; Nitare &amp; Skogsstyrelsen, 2019).</w:t>
+      </w:r>
+    </w:p>
+    <w:p>
+      <w:r>
+        <w:rPr>
+          <w:b/>
+        </w:rPr>
+        <w:t>Gräddticka (VU)</w:t>
+      </w:r>
+      <w:r>
+        <w:t xml:space="preserve"> har klassificerats som en ”gammelskogsindikator” och signalerar granskogar med höga naturvärden. Den kräver miljöer med hög och jämn fuktighet och växtplatserna ligger oftast på näringsrik, fuktig eller blöt mark där lågan och den murkna veden hålls konstant fuktig. Slutavverkning av gammelgranskog är ett direkt hot mot artens existens i landet och artens växtplatser måste undantas från skogsbruk (SLU Artdatabanken, 2024; Nitare &amp; Skogsstyrelsen, 2019).</w:t>
+      </w:r>
+    </w:p>
+    <w:p>
+      <w:r>
+        <w:rPr>
+          <w:b/>
+        </w:rPr>
         <w:t xml:space="preserve">Orange taggsvamp (NT) </w:t>
       </w:r>
       <w:r>
@@ -481,7 +503,7 @@
         <w:rPr>
           <w:i/>
         </w:rPr>
-        <w:t>I det avverkningsanmälda skogsområdet har 3 naturvårdsarter varav 2 rödlistade arter sina livsmiljöer och växtplatser.</w:t>
+        <w:t>I det avverkningsanmälda skogsområdet har 6 naturvårdsarter varav 4 rödlistade arter sina livsmiljöer och växtplatser.</w:t>
       </w:r>
     </w:p>
     <w:p>
@@ -1002,7 +1024,7 @@
     <w:r>
       <w:tab/>
       <w:tab/>
-      <w:t>2025-09-18</w:t>
+      <w:t>2025-09-22</w:t>
       <w:br/>
       <w:br/>
     </w:r>

--- a/klagomål/A 7362-2025 FSC-klagomål.docx
+++ b/klagomål/A 7362-2025 FSC-klagomål.docx
@@ -1024,7 +1024,7 @@
     <w:r>
       <w:tab/>
       <w:tab/>
-      <w:t>2025-09-22</w:t>
+      <w:t>2025-09-23</w:t>
       <w:br/>
       <w:br/>
     </w:r>

--- a/klagomål/A 7362-2025 FSC-klagomål.docx
+++ b/klagomål/A 7362-2025 FSC-klagomål.docx
@@ -1024,7 +1024,7 @@
     <w:r>
       <w:tab/>
       <w:tab/>
-      <w:t>2025-09-23</w:t>
+      <w:t>2025-09-24</w:t>
       <w:br/>
       <w:br/>
     </w:r>

--- a/klagomål/A 7362-2025 FSC-klagomål.docx
+++ b/klagomål/A 7362-2025 FSC-klagomål.docx
@@ -1024,7 +1024,7 @@
     <w:r>
       <w:tab/>
       <w:tab/>
-      <w:t>2025-09-24</w:t>
+      <w:t>2025-09-25</w:t>
       <w:br/>
       <w:br/>
     </w:r>

--- a/klagomål/A 7362-2025 FSC-klagomål.docx
+++ b/klagomål/A 7362-2025 FSC-klagomål.docx
@@ -1024,7 +1024,7 @@
     <w:r>
       <w:tab/>
       <w:tab/>
-      <w:t>2025-09-25</w:t>
+      <w:t>2025-09-26</w:t>
       <w:br/>
       <w:br/>
     </w:r>

--- a/klagomål/A 7362-2025 FSC-klagomål.docx
+++ b/klagomål/A 7362-2025 FSC-klagomål.docx
@@ -1024,7 +1024,7 @@
     <w:r>
       <w:tab/>
       <w:tab/>
-      <w:t>2025-09-26</w:t>
+      <w:t>2025-09-27</w:t>
       <w:br/>
       <w:br/>
     </w:r>

--- a/klagomål/A 7362-2025 FSC-klagomål.docx
+++ b/klagomål/A 7362-2025 FSC-klagomål.docx
@@ -1024,7 +1024,7 @@
     <w:r>
       <w:tab/>
       <w:tab/>
-      <w:t>2025-09-27</w:t>
+      <w:t>2025-09-28</w:t>
       <w:br/>
       <w:br/>
     </w:r>

--- a/klagomål/A 7362-2025 FSC-klagomål.docx
+++ b/klagomål/A 7362-2025 FSC-klagomål.docx
@@ -1024,7 +1024,7 @@
     <w:r>
       <w:tab/>
       <w:tab/>
-      <w:t>2025-09-28</w:t>
+      <w:t>2025-09-29</w:t>
       <w:br/>
       <w:br/>
     </w:r>

--- a/klagomål/A 7362-2025 FSC-klagomål.docx
+++ b/klagomål/A 7362-2025 FSC-klagomål.docx
@@ -1024,7 +1024,7 @@
     <w:r>
       <w:tab/>
       <w:tab/>
-      <w:t>2025-09-29</w:t>
+      <w:t>2025-09-30</w:t>
       <w:br/>
       <w:br/>
     </w:r>

--- a/klagomål/A 7362-2025 FSC-klagomål.docx
+++ b/klagomål/A 7362-2025 FSC-klagomål.docx
@@ -1024,7 +1024,7 @@
     <w:r>
       <w:tab/>
       <w:tab/>
-      <w:t>2025-09-30</w:t>
+      <w:t>2025-10-01</w:t>
       <w:br/>
       <w:br/>
     </w:r>

--- a/klagomål/A 7362-2025 FSC-klagomål.docx
+++ b/klagomål/A 7362-2025 FSC-klagomål.docx
@@ -1024,7 +1024,7 @@
     <w:r>
       <w:tab/>
       <w:tab/>
-      <w:t>2025-10-01</w:t>
+      <w:t>2025-10-02</w:t>
       <w:br/>
       <w:br/>
     </w:r>

--- a/klagomål/A 7362-2025 FSC-klagomål.docx
+++ b/klagomål/A 7362-2025 FSC-klagomål.docx
@@ -1024,7 +1024,7 @@
     <w:r>
       <w:tab/>
       <w:tab/>
-      <w:t>2025-10-02</w:t>
+      <w:t>2025-10-03</w:t>
       <w:br/>
       <w:br/>
     </w:r>

--- a/klagomål/A 7362-2025 FSC-klagomål.docx
+++ b/klagomål/A 7362-2025 FSC-klagomål.docx
@@ -1024,7 +1024,7 @@
     <w:r>
       <w:tab/>
       <w:tab/>
-      <w:t>2025-10-03</w:t>
+      <w:t>2025-10-04</w:t>
       <w:br/>
       <w:br/>
     </w:r>

--- a/klagomål/A 7362-2025 FSC-klagomål.docx
+++ b/klagomål/A 7362-2025 FSC-klagomål.docx
@@ -1024,7 +1024,7 @@
     <w:r>
       <w:tab/>
       <w:tab/>
-      <w:t>2025-10-04</w:t>
+      <w:t>2025-10-05</w:t>
       <w:br/>
       <w:br/>
     </w:r>

--- a/klagomål/A 7362-2025 FSC-klagomål.docx
+++ b/klagomål/A 7362-2025 FSC-klagomål.docx
@@ -1024,7 +1024,7 @@
     <w:r>
       <w:tab/>
       <w:tab/>
-      <w:t>2025-10-05</w:t>
+      <w:t>2025-10-06</w:t>
       <w:br/>
       <w:br/>
     </w:r>

--- a/klagomål/A 7362-2025 FSC-klagomål.docx
+++ b/klagomål/A 7362-2025 FSC-klagomål.docx
@@ -1024,7 +1024,7 @@
     <w:r>
       <w:tab/>
       <w:tab/>
-      <w:t>2025-10-06</w:t>
+      <w:t>2025-10-07</w:t>
       <w:br/>
       <w:br/>
     </w:r>

--- a/klagomål/A 7362-2025 FSC-klagomål.docx
+++ b/klagomål/A 7362-2025 FSC-klagomål.docx
@@ -1024,7 +1024,7 @@
     <w:r>
       <w:tab/>
       <w:tab/>
-      <w:t>2025-10-07</w:t>
+      <w:t>2025-10-08</w:t>
       <w:br/>
       <w:br/>
     </w:r>

--- a/klagomål/A 7362-2025 FSC-klagomål.docx
+++ b/klagomål/A 7362-2025 FSC-klagomål.docx
@@ -1024,7 +1024,7 @@
     <w:r>
       <w:tab/>
       <w:tab/>
-      <w:t>2025-10-08</w:t>
+      <w:t>2025-10-09</w:t>
       <w:br/>
       <w:br/>
     </w:r>

--- a/klagomål/A 7362-2025 FSC-klagomål.docx
+++ b/klagomål/A 7362-2025 FSC-klagomål.docx
@@ -1024,7 +1024,7 @@
     <w:r>
       <w:tab/>
       <w:tab/>
-      <w:t>2025-10-09</w:t>
+      <w:t>2025-10-10</w:t>
       <w:br/>
       <w:br/>
     </w:r>

--- a/klagomål/A 7362-2025 FSC-klagomål.docx
+++ b/klagomål/A 7362-2025 FSC-klagomål.docx
@@ -1024,7 +1024,7 @@
     <w:r>
       <w:tab/>
       <w:tab/>
-      <w:t>2025-10-10</w:t>
+      <w:t>2025-10-11</w:t>
       <w:br/>
       <w:br/>
     </w:r>

--- a/klagomål/A 7362-2025 FSC-klagomål.docx
+++ b/klagomål/A 7362-2025 FSC-klagomål.docx
@@ -1024,7 +1024,7 @@
     <w:r>
       <w:tab/>
       <w:tab/>
-      <w:t>2025-10-16</w:t>
+      <w:t>2025-10-17</w:t>
       <w:br/>
       <w:br/>
     </w:r>

--- a/klagomål/A 7362-2025 FSC-klagomål.docx
+++ b/klagomål/A 7362-2025 FSC-klagomål.docx
@@ -1024,7 +1024,7 @@
     <w:r>
       <w:tab/>
       <w:tab/>
-      <w:t>2025-10-17</w:t>
+      <w:t>2025-10-18</w:t>
       <w:br/>
       <w:br/>
     </w:r>

--- a/klagomål/A 7362-2025 FSC-klagomål.docx
+++ b/klagomål/A 7362-2025 FSC-klagomål.docx
@@ -1024,7 +1024,7 @@
     <w:r>
       <w:tab/>
       <w:tab/>
-      <w:t>2025-10-18</w:t>
+      <w:t>2025-10-19</w:t>
       <w:br/>
       <w:br/>
     </w:r>

--- a/klagomål/A 7362-2025 FSC-klagomål.docx
+++ b/klagomål/A 7362-2025 FSC-klagomål.docx
@@ -1024,7 +1024,7 @@
     <w:r>
       <w:tab/>
       <w:tab/>
-      <w:t>2025-10-19</w:t>
+      <w:t>2025-10-20</w:t>
       <w:br/>
       <w:br/>
     </w:r>

--- a/klagomål/A 7362-2025 FSC-klagomål.docx
+++ b/klagomål/A 7362-2025 FSC-klagomål.docx
@@ -1024,7 +1024,7 @@
     <w:r>
       <w:tab/>
       <w:tab/>
-      <w:t>2025-10-20</w:t>
+      <w:t>2025-10-21</w:t>
       <w:br/>
       <w:br/>
     </w:r>

--- a/klagomål/A 7362-2025 FSC-klagomål.docx
+++ b/klagomål/A 7362-2025 FSC-klagomål.docx
@@ -332,7 +332,7 @@
         <w:t>Pucciniastrum goodyerae</w:t>
       </w:r>
       <w:r>
-        <w:t xml:space="preserve"> är klassad som NE (ej bedömd) i rödlistan(SLU Artdatabanken, 2024).</w:t>
+        <w:t xml:space="preserve"> är klassad som NE (ej bedömd) i rödlistan (SLU Artdatabanken, 2024).</w:t>
       </w:r>
     </w:p>
     <w:p>
@@ -1024,7 +1024,7 @@
     <w:r>
       <w:tab/>
       <w:tab/>
-      <w:t>2025-10-21</w:t>
+      <w:t>2025-10-22</w:t>
       <w:br/>
       <w:br/>
     </w:r>

--- a/klagomål/A 7362-2025 FSC-klagomål.docx
+++ b/klagomål/A 7362-2025 FSC-klagomål.docx
@@ -1024,7 +1024,7 @@
     <w:r>
       <w:tab/>
       <w:tab/>
-      <w:t>2025-10-22</w:t>
+      <w:t>2025-10-23</w:t>
       <w:br/>
       <w:br/>
     </w:r>

--- a/klagomål/A 7362-2025 FSC-klagomål.docx
+++ b/klagomål/A 7362-2025 FSC-klagomål.docx
@@ -1024,7 +1024,7 @@
     <w:r>
       <w:tab/>
       <w:tab/>
-      <w:t>2025-10-23</w:t>
+      <w:t>2025-10-24</w:t>
       <w:br/>
       <w:br/>
     </w:r>

--- a/klagomål/A 7362-2025 FSC-klagomål.docx
+++ b/klagomål/A 7362-2025 FSC-klagomål.docx
@@ -1024,7 +1024,7 @@
     <w:r>
       <w:tab/>
       <w:tab/>
-      <w:t>2025-10-24</w:t>
+      <w:t>2025-10-25</w:t>
       <w:br/>
       <w:br/>
     </w:r>

--- a/klagomål/A 7362-2025 FSC-klagomål.docx
+++ b/klagomål/A 7362-2025 FSC-klagomål.docx
@@ -1024,7 +1024,7 @@
     <w:r>
       <w:tab/>
       <w:tab/>
-      <w:t>2025-10-25</w:t>
+      <w:t>2025-10-26</w:t>
       <w:br/>
       <w:br/>
     </w:r>

--- a/klagomål/A 7362-2025 FSC-klagomål.docx
+++ b/klagomål/A 7362-2025 FSC-klagomål.docx
@@ -1024,7 +1024,7 @@
     <w:r>
       <w:tab/>
       <w:tab/>
-      <w:t>2025-10-26</w:t>
+      <w:t>2025-10-27</w:t>
       <w:br/>
       <w:br/>
     </w:r>

--- a/klagomål/A 7362-2025 FSC-klagomål.docx
+++ b/klagomål/A 7362-2025 FSC-klagomål.docx
@@ -1024,7 +1024,7 @@
     <w:r>
       <w:tab/>
       <w:tab/>
-      <w:t>2025-10-27</w:t>
+      <w:t>2025-10-28</w:t>
       <w:br/>
       <w:br/>
     </w:r>

--- a/klagomål/A 7362-2025 FSC-klagomål.docx
+++ b/klagomål/A 7362-2025 FSC-klagomål.docx
@@ -1024,7 +1024,7 @@
     <w:r>
       <w:tab/>
       <w:tab/>
-      <w:t>2025-10-28</w:t>
+      <w:t>2025-10-29</w:t>
       <w:br/>
       <w:br/>
     </w:r>

--- a/klagomål/A 7362-2025 FSC-klagomål.docx
+++ b/klagomål/A 7362-2025 FSC-klagomål.docx
@@ -1024,7 +1024,7 @@
     <w:r>
       <w:tab/>
       <w:tab/>
-      <w:t>2025-10-29</w:t>
+      <w:t>2025-10-30</w:t>
       <w:br/>
       <w:br/>
     </w:r>

--- a/klagomål/A 7362-2025 FSC-klagomål.docx
+++ b/klagomål/A 7362-2025 FSC-klagomål.docx
@@ -1024,7 +1024,7 @@
     <w:r>
       <w:tab/>
       <w:tab/>
-      <w:t>2025-10-30</w:t>
+      <w:t>2025-10-31</w:t>
       <w:br/>
       <w:br/>
     </w:r>

--- a/klagomål/A 7362-2025 FSC-klagomål.docx
+++ b/klagomål/A 7362-2025 FSC-klagomål.docx
@@ -1024,7 +1024,7 @@
     <w:r>
       <w:tab/>
       <w:tab/>
-      <w:t>2025-10-31</w:t>
+      <w:t>2025-11-01</w:t>
       <w:br/>
       <w:br/>
     </w:r>

--- a/klagomål/A 7362-2025 FSC-klagomål.docx
+++ b/klagomål/A 7362-2025 FSC-klagomål.docx
@@ -1024,7 +1024,7 @@
     <w:r>
       <w:tab/>
       <w:tab/>
-      <w:t>2025-11-01</w:t>
+      <w:t>2025-11-02</w:t>
       <w:br/>
       <w:br/>
     </w:r>

--- a/klagomål/A 7362-2025 FSC-klagomål.docx
+++ b/klagomål/A 7362-2025 FSC-klagomål.docx
@@ -1024,7 +1024,7 @@
     <w:r>
       <w:tab/>
       <w:tab/>
-      <w:t>2025-11-02</w:t>
+      <w:t>2025-11-03</w:t>
       <w:br/>
       <w:br/>
     </w:r>

--- a/klagomål/A 7362-2025 FSC-klagomål.docx
+++ b/klagomål/A 7362-2025 FSC-klagomål.docx
@@ -1024,7 +1024,7 @@
     <w:r>
       <w:tab/>
       <w:tab/>
-      <w:t>2025-11-03</w:t>
+      <w:t>2025-11-04</w:t>
       <w:br/>
       <w:br/>
     </w:r>

--- a/klagomål/A 7362-2025 FSC-klagomål.docx
+++ b/klagomål/A 7362-2025 FSC-klagomål.docx
@@ -1024,7 +1024,7 @@
     <w:r>
       <w:tab/>
       <w:tab/>
-      <w:t>2025-11-04</w:t>
+      <w:t>2025-11-05</w:t>
       <w:br/>
       <w:br/>
     </w:r>

--- a/klagomål/A 7362-2025 FSC-klagomål.docx
+++ b/klagomål/A 7362-2025 FSC-klagomål.docx
@@ -1024,7 +1024,7 @@
     <w:r>
       <w:tab/>
       <w:tab/>
-      <w:t>2025-11-05</w:t>
+      <w:t>2025-11-06</w:t>
       <w:br/>
       <w:br/>
     </w:r>

--- a/klagomål/A 7362-2025 FSC-klagomål.docx
+++ b/klagomål/A 7362-2025 FSC-klagomål.docx
@@ -1024,7 +1024,7 @@
     <w:r>
       <w:tab/>
       <w:tab/>
-      <w:t>2025-11-06</w:t>
+      <w:t>2025-11-07</w:t>
       <w:br/>
       <w:br/>
     </w:r>

--- a/klagomål/A 7362-2025 FSC-klagomål.docx
+++ b/klagomål/A 7362-2025 FSC-klagomål.docx
@@ -1024,7 +1024,7 @@
     <w:r>
       <w:tab/>
       <w:tab/>
-      <w:t>2025-11-07</w:t>
+      <w:t>2025-11-08</w:t>
       <w:br/>
       <w:br/>
     </w:r>

--- a/klagomål/A 7362-2025 FSC-klagomål.docx
+++ b/klagomål/A 7362-2025 FSC-klagomål.docx
@@ -1024,7 +1024,7 @@
     <w:r>
       <w:tab/>
       <w:tab/>
-      <w:t>2025-11-08</w:t>
+      <w:t>2025-11-09</w:t>
       <w:br/>
       <w:br/>
     </w:r>

--- a/klagomål/A 7362-2025 FSC-klagomål.docx
+++ b/klagomål/A 7362-2025 FSC-klagomål.docx
@@ -1024,7 +1024,7 @@
     <w:r>
       <w:tab/>
       <w:tab/>
-      <w:t>2025-11-09</w:t>
+      <w:t>2025-11-10</w:t>
       <w:br/>
       <w:br/>
     </w:r>

--- a/klagomål/A 7362-2025 FSC-klagomål.docx
+++ b/klagomål/A 7362-2025 FSC-klagomål.docx
@@ -1024,7 +1024,7 @@
     <w:r>
       <w:tab/>
       <w:tab/>
-      <w:t>2025-11-10</w:t>
+      <w:t>2025-11-11</w:t>
       <w:br/>
       <w:br/>
     </w:r>

--- a/klagomål/A 7362-2025 FSC-klagomål.docx
+++ b/klagomål/A 7362-2025 FSC-klagomål.docx
@@ -1024,7 +1024,7 @@
     <w:r>
       <w:tab/>
       <w:tab/>
-      <w:t>2025-11-11</w:t>
+      <w:t>2025-11-12</w:t>
       <w:br/>
       <w:br/>
     </w:r>

--- a/klagomål/A 7362-2025 FSC-klagomål.docx
+++ b/klagomål/A 7362-2025 FSC-klagomål.docx
@@ -1024,7 +1024,7 @@
     <w:r>
       <w:tab/>
       <w:tab/>
-      <w:t>2025-11-12</w:t>
+      <w:t>2025-11-13</w:t>
       <w:br/>
       <w:br/>
     </w:r>

--- a/klagomål/A 7362-2025 FSC-klagomål.docx
+++ b/klagomål/A 7362-2025 FSC-klagomål.docx
@@ -1024,7 +1024,7 @@
     <w:r>
       <w:tab/>
       <w:tab/>
-      <w:t>2025-11-13</w:t>
+      <w:t>2025-11-14</w:t>
       <w:br/>
       <w:br/>
     </w:r>

--- a/klagomål/A 7362-2025 FSC-klagomål.docx
+++ b/klagomål/A 7362-2025 FSC-klagomål.docx
@@ -1024,7 +1024,7 @@
     <w:r>
       <w:tab/>
       <w:tab/>
-      <w:t>2025-11-14</w:t>
+      <w:t>2025-11-15</w:t>
       <w:br/>
       <w:br/>
     </w:r>

--- a/klagomål/A 7362-2025 FSC-klagomål.docx
+++ b/klagomål/A 7362-2025 FSC-klagomål.docx
@@ -1024,7 +1024,7 @@
     <w:r>
       <w:tab/>
       <w:tab/>
-      <w:t>2025-11-15</w:t>
+      <w:t>2025-11-20</w:t>
       <w:br/>
       <w:br/>
     </w:r>

--- a/klagomål/A 7362-2025 FSC-klagomål.docx
+++ b/klagomål/A 7362-2025 FSC-klagomål.docx
@@ -1024,7 +1024,7 @@
     <w:r>
       <w:tab/>
       <w:tab/>
-      <w:t>2025-11-20</w:t>
+      <w:t>2025-11-21</w:t>
       <w:br/>
       <w:br/>
     </w:r>

--- a/klagomål/A 7362-2025 FSC-klagomål.docx
+++ b/klagomål/A 7362-2025 FSC-klagomål.docx
@@ -1024,7 +1024,7 @@
     <w:r>
       <w:tab/>
       <w:tab/>
-      <w:t>2025-11-21</w:t>
+      <w:t>2025-11-22</w:t>
       <w:br/>
       <w:br/>
     </w:r>

--- a/klagomål/A 7362-2025 FSC-klagomål.docx
+++ b/klagomål/A 7362-2025 FSC-klagomål.docx
@@ -1024,7 +1024,7 @@
     <w:r>
       <w:tab/>
       <w:tab/>
-      <w:t>2025-11-22</w:t>
+      <w:t>2025-11-23</w:t>
       <w:br/>
       <w:br/>
     </w:r>

--- a/klagomål/A 7362-2025 FSC-klagomål.docx
+++ b/klagomål/A 7362-2025 FSC-klagomål.docx
@@ -1024,7 +1024,7 @@
     <w:r>
       <w:tab/>
       <w:tab/>
-      <w:t>2025-11-23</w:t>
+      <w:t>2025-11-24</w:t>
       <w:br/>
       <w:br/>
     </w:r>

--- a/klagomål/A 7362-2025 FSC-klagomål.docx
+++ b/klagomål/A 7362-2025 FSC-klagomål.docx
@@ -1024,7 +1024,7 @@
     <w:r>
       <w:tab/>
       <w:tab/>
-      <w:t>2025-11-24</w:t>
+      <w:t>2025-11-25</w:t>
       <w:br/>
       <w:br/>
     </w:r>

--- a/klagomål/A 7362-2025 FSC-klagomål.docx
+++ b/klagomål/A 7362-2025 FSC-klagomål.docx
@@ -1024,7 +1024,7 @@
     <w:r>
       <w:tab/>
       <w:tab/>
-      <w:t>2025-11-25</w:t>
+      <w:t>2025-11-26</w:t>
       <w:br/>
       <w:br/>
     </w:r>

--- a/klagomål/A 7362-2025 FSC-klagomål.docx
+++ b/klagomål/A 7362-2025 FSC-klagomål.docx
@@ -168,7 +168,7 @@
     </w:p>
     <w:p>
       <w:r>
-        <w:t>Detta dokument behandlar höga naturvärden i avverkningsanmälan A 7362-2025 i Gävle kommun. Denna avverkningsanmälan inkom 2025-02-16 15:32:34 och omfattar 2,0 ha.</w:t>
+        <w:t>Detta dokument behandlar höga naturvärden i avverkningsanmälan A 7362-2025 i Gävle kommun. Denna avverkningsanmälan inkom 2025-02-16 00:00:00 och omfattar 2,0 ha.</w:t>
       </w:r>
     </w:p>
     <w:p>
@@ -1024,7 +1024,7 @@
     <w:r>
       <w:tab/>
       <w:tab/>
-      <w:t>2025-11-26</w:t>
+      <w:t>2025-11-27</w:t>
       <w:br/>
       <w:br/>
     </w:r>

--- a/klagomål/A 7362-2025 FSC-klagomål.docx
+++ b/klagomål/A 7362-2025 FSC-klagomål.docx
@@ -1024,7 +1024,7 @@
     <w:r>
       <w:tab/>
       <w:tab/>
-      <w:t>2025-11-27</w:t>
+      <w:t>2025-11-28</w:t>
       <w:br/>
       <w:br/>
     </w:r>

--- a/klagomål/A 7362-2025 FSC-klagomål.docx
+++ b/klagomål/A 7362-2025 FSC-klagomål.docx
@@ -1024,7 +1024,7 @@
     <w:r>
       <w:tab/>
       <w:tab/>
-      <w:t>2025-11-28</w:t>
+      <w:t>2025-11-29</w:t>
       <w:br/>
       <w:br/>
     </w:r>

--- a/klagomål/A 7362-2025 FSC-klagomål.docx
+++ b/klagomål/A 7362-2025 FSC-klagomål.docx
@@ -1024,7 +1024,7 @@
     <w:r>
       <w:tab/>
       <w:tab/>
-      <w:t>2025-11-29</w:t>
+      <w:t>2025-11-30</w:t>
       <w:br/>
       <w:br/>
     </w:r>

--- a/klagomål/A 7362-2025 FSC-klagomål.docx
+++ b/klagomål/A 7362-2025 FSC-klagomål.docx
@@ -1024,7 +1024,7 @@
     <w:r>
       <w:tab/>
       <w:tab/>
-      <w:t>2025-11-30</w:t>
+      <w:t>2025-12-01</w:t>
       <w:br/>
       <w:br/>
     </w:r>

--- a/klagomål/A 7362-2025 FSC-klagomål.docx
+++ b/klagomål/A 7362-2025 FSC-klagomål.docx
@@ -1024,7 +1024,7 @@
     <w:r>
       <w:tab/>
       <w:tab/>
-      <w:t>2025-12-01</w:t>
+      <w:t>2025-12-02</w:t>
       <w:br/>
       <w:br/>
     </w:r>

--- a/klagomål/A 7362-2025 FSC-klagomål.docx
+++ b/klagomål/A 7362-2025 FSC-klagomål.docx
@@ -1024,7 +1024,7 @@
     <w:r>
       <w:tab/>
       <w:tab/>
-      <w:t>2025-12-02</w:t>
+      <w:t>2025-12-03</w:t>
       <w:br/>
       <w:br/>
     </w:r>

--- a/klagomål/A 7362-2025 FSC-klagomål.docx
+++ b/klagomål/A 7362-2025 FSC-klagomål.docx
@@ -1024,7 +1024,7 @@
     <w:r>
       <w:tab/>
       <w:tab/>
-      <w:t>2025-12-03</w:t>
+      <w:t>2025-12-04</w:t>
       <w:br/>
       <w:br/>
     </w:r>

--- a/klagomål/A 7362-2025 FSC-klagomål.docx
+++ b/klagomål/A 7362-2025 FSC-klagomål.docx
@@ -1024,7 +1024,7 @@
     <w:r>
       <w:tab/>
       <w:tab/>
-      <w:t>2025-12-04</w:t>
+      <w:t>2025-12-05</w:t>
       <w:br/>
       <w:br/>
     </w:r>

--- a/klagomål/A 7362-2025 FSC-klagomål.docx
+++ b/klagomål/A 7362-2025 FSC-klagomål.docx
@@ -1024,7 +1024,7 @@
     <w:r>
       <w:tab/>
       <w:tab/>
-      <w:t>2025-12-05</w:t>
+      <w:t>2025-12-06</w:t>
       <w:br/>
       <w:br/>
     </w:r>

--- a/klagomål/A 7362-2025 FSC-klagomål.docx
+++ b/klagomål/A 7362-2025 FSC-klagomål.docx
@@ -1024,7 +1024,7 @@
     <w:r>
       <w:tab/>
       <w:tab/>
-      <w:t>2025-12-06</w:t>
+      <w:t>2025-12-07</w:t>
       <w:br/>
       <w:br/>
     </w:r>

--- a/klagomål/A 7362-2025 FSC-klagomål.docx
+++ b/klagomål/A 7362-2025 FSC-klagomål.docx
@@ -1024,7 +1024,7 @@
     <w:r>
       <w:tab/>
       <w:tab/>
-      <w:t>2025-12-07</w:t>
+      <w:t>2025-12-08</w:t>
       <w:br/>
       <w:br/>
     </w:r>
